--- a/lessons/6-12-catchup/homework.docx
+++ b/lessons/6-12-catchup/homework.docx
@@ -115,7 +115,7 @@
           <wp:inline distT="0" distB="0" distL="0" distR="0">
             <wp:extent cx="1047750" cy="790575"/>
             <wp:effectExtent t="0" r="0" b="0" l="0"/>
-            <wp:docPr id="1" name="" descr="" title=""/>
+            <wp:docPr id="1" name="Factor" descr="Picture illustrating the vocabulary word &quot;Factor&quot;" title="Factor"/>
             <wp:cNvGraphicFramePr>
               <a:graphicFrameLocks xmlns:a="http://schemas.openxmlformats.org/drawingml/2006/main" noChangeAspect="1"/>
             </wp:cNvGraphicFramePr>
@@ -161,10 +161,10 @@
           <w:b/>
           <w:bCs/>
         </w:rPr>
-        <w:t xml:space="preserve">Find Factors and Multiples (Hallar factores y múltiplos)</w:t>
-      </w:r>
-      <w:r>
-        <w:t xml:space="preserve"> — Listing what divides a number evenly (its factors) and what it divides into evenly (its multiples), then finding what two numbers share.</w:t>
+        <w:t xml:space="preserve">Factor (Factor)</w:t>
+      </w:r>
+      <w:r>
+        <w:t xml:space="preserve"> — A whole number that divides another number evenly, with no remainder.</w:t>
       </w:r>
     </w:p>
     <w:p>
@@ -178,7 +178,7 @@
           <wp:inline distT="0" distB="0" distL="0" distR="0">
             <wp:extent cx="1047750" cy="790575"/>
             <wp:effectExtent t="0" r="0" b="0" l="0"/>
-            <wp:docPr id="1" name="" descr="" title=""/>
+            <wp:docPr id="1" name="Multiple" descr="Picture illustrating the vocabulary word &quot;Multiple&quot;" title="Multiple"/>
             <wp:cNvGraphicFramePr>
               <a:graphicFrameLocks xmlns:a="http://schemas.openxmlformats.org/drawingml/2006/main" noChangeAspect="1"/>
             </wp:cNvGraphicFramePr>
@@ -224,10 +224,10 @@
           <w:b/>
           <w:bCs/>
         </w:rPr>
-        <w:t xml:space="preserve">Factor (Factor)</w:t>
-      </w:r>
-      <w:r>
-        <w:t xml:space="preserve"> — A whole number that divides another number evenly, with no remainder.</w:t>
+        <w:t xml:space="preserve">Multiple (Múltiplo)</w:t>
+      </w:r>
+      <w:r>
+        <w:t xml:space="preserve"> — The result of multiplying a number by 1, 2, 3, and so on — where you land when you skip-count by it.</w:t>
       </w:r>
     </w:p>
     <w:p>
@@ -241,7 +241,7 @@
           <wp:inline distT="0" distB="0" distL="0" distR="0">
             <wp:extent cx="1047750" cy="790575"/>
             <wp:effectExtent t="0" r="0" b="0" l="0"/>
-            <wp:docPr id="1" name="" descr="" title=""/>
+            <wp:docPr id="1" name="Greatest common factor (GCF)" descr="Picture illustrating the vocabulary word &quot;Greatest common factor (GCF)&quot;" title="Greatest common factor (GCF)"/>
             <wp:cNvGraphicFramePr>
               <a:graphicFrameLocks xmlns:a="http://schemas.openxmlformats.org/drawingml/2006/main" noChangeAspect="1"/>
             </wp:cNvGraphicFramePr>
@@ -287,10 +287,10 @@
           <w:b/>
           <w:bCs/>
         </w:rPr>
-        <w:t xml:space="preserve">Multiple (Múltiplo)</w:t>
-      </w:r>
-      <w:r>
-        <w:t xml:space="preserve"> — The result of multiplying a number by 1, 2, 3, and so on — where you land when you skip-count by it.</w:t>
+        <w:t xml:space="preserve">Greatest common factor (GCF) (Máximo común divisor (MCD))</w:t>
+      </w:r>
+      <w:r>
+        <w:t xml:space="preserve"> — The largest number that is a factor of two or more numbers. It answers “how many equal groups can I make?”</w:t>
       </w:r>
     </w:p>
     <w:p>
@@ -304,7 +304,7 @@
           <wp:inline distT="0" distB="0" distL="0" distR="0">
             <wp:extent cx="1047750" cy="790575"/>
             <wp:effectExtent t="0" r="0" b="0" l="0"/>
-            <wp:docPr id="1" name="" descr="" title=""/>
+            <wp:docPr id="1" name="Least common multiple (LCM)" descr="Picture illustrating the vocabulary word &quot;Least common multiple (LCM)&quot;" title="Least common multiple (LCM)"/>
             <wp:cNvGraphicFramePr>
               <a:graphicFrameLocks xmlns:a="http://schemas.openxmlformats.org/drawingml/2006/main" noChangeAspect="1"/>
             </wp:cNvGraphicFramePr>
@@ -318,7 +318,7 @@
                     </pic:cNvPicPr>
                   </pic:nvPicPr>
                   <pic:blipFill>
-                    <a:blip r:embed="rId7" cstate="none"/>
+                    <a:blip r:embed="rId9" cstate="none"/>
                     <a:srcRect/>
                     <a:stretch>
                       <a:fillRect/>
@@ -350,10 +350,10 @@
           <w:b/>
           <w:bCs/>
         </w:rPr>
-        <w:t xml:space="preserve">Greatest common factor (GCF) (Máximo común divisor (MCD))</w:t>
-      </w:r>
-      <w:r>
-        <w:t xml:space="preserve"> — The largest number that is a factor of two or more numbers. It answers “how many equal groups can I make?”</w:t>
+        <w:t xml:space="preserve">Least common multiple (LCM) (Mínimo común múltiplo (mcm))</w:t>
+      </w:r>
+      <w:r>
+        <w:t xml:space="preserve"> — The smallest number that is a multiple of two or more numbers. It answers “when will these line up again?”</w:t>
       </w:r>
     </w:p>
     <w:p>
@@ -367,7 +367,7 @@
           <wp:inline distT="0" distB="0" distL="0" distR="0">
             <wp:extent cx="1047750" cy="790575"/>
             <wp:effectExtent t="0" r="0" b="0" l="0"/>
-            <wp:docPr id="1" name="" descr="" title=""/>
+            <wp:docPr id="1" name="Factor pair" descr="Picture illustrating the vocabulary word &quot;Factor pair&quot;" title="Factor pair"/>
             <wp:cNvGraphicFramePr>
               <a:graphicFrameLocks xmlns:a="http://schemas.openxmlformats.org/drawingml/2006/main" noChangeAspect="1"/>
             </wp:cNvGraphicFramePr>
@@ -381,7 +381,7 @@
                     </pic:cNvPicPr>
                   </pic:nvPicPr>
                   <pic:blipFill>
-                    <a:blip r:embed="rId7" cstate="none"/>
+                    <a:blip r:embed="rId9" cstate="none"/>
                     <a:srcRect/>
                     <a:stretch>
                       <a:fillRect/>
@@ -413,10 +413,10 @@
           <w:b/>
           <w:bCs/>
         </w:rPr>
-        <w:t xml:space="preserve">Least common multiple (LCM) (Mínimo común múltiplo (mcm))</w:t>
-      </w:r>
-      <w:r>
-        <w:t xml:space="preserve"> — The smallest number that is a multiple of two or more numbers. It answers “when will these line up again?”</w:t>
+        <w:t xml:space="preserve">Factor pair (Par de factores)</w:t>
+      </w:r>
+      <w:r>
+        <w:t xml:space="preserve"> — Two factors that multiply to make a number. In a word problem, one is the number of groups and the other is the size of each group.</w:t>
       </w:r>
     </w:p>
     <w:p>
@@ -430,70 +430,7 @@
           <wp:inline distT="0" distB="0" distL="0" distR="0">
             <wp:extent cx="1047750" cy="790575"/>
             <wp:effectExtent t="0" r="0" b="0" l="0"/>
-            <wp:docPr id="1" name="" descr="" title=""/>
-            <wp:cNvGraphicFramePr>
-              <a:graphicFrameLocks xmlns:a="http://schemas.openxmlformats.org/drawingml/2006/main" noChangeAspect="1"/>
-            </wp:cNvGraphicFramePr>
-            <a:graphic xmlns:a="http://schemas.openxmlformats.org/drawingml/2006/main">
-              <a:graphicData uri="http://schemas.openxmlformats.org/drawingml/2006/picture">
-                <pic:pic xmlns:pic="http://schemas.openxmlformats.org/drawingml/2006/picture">
-                  <pic:nvPicPr>
-                    <pic:cNvPr id="0" name="" descr=""/>
-                    <pic:cNvPicPr>
-                      <a:picLocks noChangeAspect="1" noChangeArrowheads="1"/>
-                    </pic:cNvPicPr>
-                  </pic:nvPicPr>
-                  <pic:blipFill>
-                    <a:blip r:embed="rId7" cstate="none"/>
-                    <a:srcRect/>
-                    <a:stretch>
-                      <a:fillRect/>
-                    </a:stretch>
-                  </pic:blipFill>
-                  <pic:spPr bwMode="auto">
-                    <a:xfrm>
-                      <a:off x="0" y="0"/>
-                      <a:ext cx="1047750" cy="790575"/>
-                    </a:xfrm>
-                    <a:prstGeom prst="rect">
-                      <a:avLst/>
-                    </a:prstGeom>
-                  </pic:spPr>
-                </pic:pic>
-              </a:graphicData>
-            </a:graphic>
-          </wp:inline>
-        </w:drawing>
-      </w:r>
-    </w:p>
-    <w:p>
-      <w:pPr>
-        <w:keepNext/>
-        <w:spacing w:after="120"/>
-      </w:pPr>
-      <w:r>
-        <w:rPr>
-          <w:b/>
-          <w:bCs/>
-        </w:rPr>
-        <w:t xml:space="preserve">Factor pair (Par de factores)</w:t>
-      </w:r>
-      <w:r>
-        <w:t xml:space="preserve"> — Two factors that multiply to make a number. In a word problem, one is the number of groups and the other is the size of each group.</w:t>
-      </w:r>
-    </w:p>
-    <w:p>
-      <w:pPr>
-        <w:keepNext/>
-        <w:spacing w:after="20" w:before="80"/>
-        <w:jc w:val="center"/>
-      </w:pPr>
-      <w:r>
-        <w:drawing>
-          <wp:inline distT="0" distB="0" distL="0" distR="0">
-            <wp:extent cx="1047750" cy="790575"/>
-            <wp:effectExtent t="0" r="0" b="0" l="0"/>
-            <wp:docPr id="1" name="" descr="" title=""/>
+            <wp:docPr id="1" name="Prime factorization" descr="Picture illustrating the vocabulary word &quot;Prime factorization&quot;" title="Prime factorization"/>
             <wp:cNvGraphicFramePr>
               <a:graphicFrameLocks xmlns:a="http://schemas.openxmlformats.org/drawingml/2006/main" noChangeAspect="1"/>
             </wp:cNvGraphicFramePr>
@@ -556,7 +493,7 @@
           <wp:inline distT="0" distB="0" distL="0" distR="0">
             <wp:extent cx="1047750" cy="790575"/>
             <wp:effectExtent t="0" r="0" b="0" l="0"/>
-            <wp:docPr id="1" name="" descr="" title=""/>
+            <wp:docPr id="1" name="Least Common Multiple" descr="Picture illustrating the vocabulary word &quot;Least Common Multiple&quot;" title="Least Common Multiple"/>
             <wp:cNvGraphicFramePr>
               <a:graphicFrameLocks xmlns:a="http://schemas.openxmlformats.org/drawingml/2006/main" noChangeAspect="1"/>
             </wp:cNvGraphicFramePr>
@@ -619,7 +556,7 @@
           <wp:inline distT="0" distB="0" distL="0" distR="0">
             <wp:extent cx="1047750" cy="790575"/>
             <wp:effectExtent t="0" r="0" b="0" l="0"/>
-            <wp:docPr id="1" name="" descr="" title=""/>
+            <wp:docPr id="1" name="Prime number" descr="Picture illustrating the vocabulary word &quot;Prime number&quot;" title="Prime number"/>
             <wp:cNvGraphicFramePr>
               <a:graphicFrameLocks xmlns:a="http://schemas.openxmlformats.org/drawingml/2006/main" noChangeAspect="1"/>
             </wp:cNvGraphicFramePr>
@@ -682,7 +619,7 @@
           <wp:inline distT="0" distB="0" distL="0" distR="0">
             <wp:extent cx="1047750" cy="790575"/>
             <wp:effectExtent t="0" r="0" b="0" l="0"/>
-            <wp:docPr id="1" name="" descr="" title=""/>
+            <wp:docPr id="1" name="Greatest Common Factor" descr="Picture illustrating the vocabulary word &quot;Greatest Common Factor&quot;" title="Greatest Common Factor"/>
             <wp:cNvGraphicFramePr>
               <a:graphicFrameLocks xmlns:a="http://schemas.openxmlformats.org/drawingml/2006/main" noChangeAspect="1"/>
             </wp:cNvGraphicFramePr>
@@ -745,7 +682,7 @@
           <wp:inline distT="0" distB="0" distL="0" distR="0">
             <wp:extent cx="1047750" cy="790575"/>
             <wp:effectExtent t="0" r="0" b="0" l="0"/>
-            <wp:docPr id="1" name="" descr="" title=""/>
+            <wp:docPr id="1" name="Composite number" descr="Picture illustrating the vocabulary word &quot;Composite number&quot;" title="Composite number"/>
             <wp:cNvGraphicFramePr>
               <a:graphicFrameLocks xmlns:a="http://schemas.openxmlformats.org/drawingml/2006/main" noChangeAspect="1"/>
             </wp:cNvGraphicFramePr>
@@ -847,23 +784,23 @@
         <w:spacing w:after="40" w:before="0"/>
       </w:pPr>
       <w:r>
-        <w:t xml:space="preserve">     B. 12, 24, 36, 48</w:t>
-      </w:r>
-    </w:p>
-    <w:p>
-      <w:pPr>
-        <w:spacing w:after="40" w:before="0"/>
-      </w:pPr>
-      <w:r>
-        <w:t xml:space="preserve">     C. 1, 12</w:t>
-      </w:r>
-    </w:p>
-    <w:p>
-      <w:pPr>
-        <w:spacing w:after="40" w:before="0"/>
-      </w:pPr>
-      <w:r>
-        <w:t xml:space="preserve">     D. 2, 3, 4, 6</w:t>
+        <w:t xml:space="preserve">     B. 1, 12</w:t>
+      </w:r>
+    </w:p>
+    <w:p>
+      <w:pPr>
+        <w:spacing w:after="40" w:before="0"/>
+      </w:pPr>
+      <w:r>
+        <w:t xml:space="preserve">     C. 2, 3, 4, 6</w:t>
+      </w:r>
+    </w:p>
+    <w:p>
+      <w:pPr>
+        <w:spacing w:after="40" w:before="0"/>
+      </w:pPr>
+      <w:r>
+        <w:t xml:space="preserve">     D. 12, 24, 36, 48</w:t>
       </w:r>
     </w:p>
     <w:p>
@@ -894,31 +831,31 @@
         <w:spacing w:after="40" w:before="0"/>
       </w:pPr>
       <w:r>
-        <w:t xml:space="preserve">     A. 8, 16, 24, 32</w:t>
-      </w:r>
-    </w:p>
-    <w:p>
-      <w:pPr>
-        <w:spacing w:after="40" w:before="0"/>
-      </w:pPr>
-      <w:r>
-        <w:t xml:space="preserve">     B. 1, 2, 4, 8</w:t>
-      </w:r>
-    </w:p>
-    <w:p>
-      <w:pPr>
-        <w:spacing w:after="40" w:before="0"/>
-      </w:pPr>
-      <w:r>
-        <w:t xml:space="preserve">     C. 8, 9, 10, 11</w:t>
-      </w:r>
-    </w:p>
-    <w:p>
-      <w:pPr>
-        <w:spacing w:after="40" w:before="0"/>
-      </w:pPr>
-      <w:r>
-        <w:t xml:space="preserve">     D. 2, 4, 6, 8</w:t>
+        <w:t xml:space="preserve">     A. 1, 2, 4, 8</w:t>
+      </w:r>
+    </w:p>
+    <w:p>
+      <w:pPr>
+        <w:spacing w:after="40" w:before="0"/>
+      </w:pPr>
+      <w:r>
+        <w:t xml:space="preserve">     B. 2, 4, 6, 8</w:t>
+      </w:r>
+    </w:p>
+    <w:p>
+      <w:pPr>
+        <w:spacing w:after="40" w:before="0"/>
+      </w:pPr>
+      <w:r>
+        <w:t xml:space="preserve">     C. 8, 16, 24, 32</w:t>
+      </w:r>
+    </w:p>
+    <w:p>
+      <w:pPr>
+        <w:spacing w:after="40" w:before="0"/>
+      </w:pPr>
+      <w:r>
+        <w:t xml:space="preserve">     D. 8, 9, 10, 11</w:t>
       </w:r>
     </w:p>
     <w:p>
@@ -949,31 +886,31 @@
         <w:spacing w:after="40" w:before="0"/>
       </w:pPr>
       <w:r>
-        <w:t xml:space="preserve">     A. 12, from the shared 2 × 2 × 3</w:t>
-      </w:r>
-    </w:p>
-    <w:p>
-      <w:pPr>
-        <w:spacing w:after="40" w:before="0"/>
-      </w:pPr>
-      <w:r>
-        <w:t xml:space="preserve">     B. 144, from multiplying all the primes</w:t>
-      </w:r>
-    </w:p>
-    <w:p>
-      <w:pPr>
-        <w:spacing w:after="40" w:before="0"/>
-      </w:pPr>
-      <w:r>
-        <w:t xml:space="preserve">     C. 6, from one 2 and one 3</w:t>
-      </w:r>
-    </w:p>
-    <w:p>
-      <w:pPr>
-        <w:spacing w:after="40" w:before="0"/>
-      </w:pPr>
-      <w:r>
-        <w:t xml:space="preserve">     D. 2, the only prime they share</w:t>
+        <w:t xml:space="preserve">     A. 2, the only prime they share</w:t>
+      </w:r>
+    </w:p>
+    <w:p>
+      <w:pPr>
+        <w:spacing w:after="40" w:before="0"/>
+      </w:pPr>
+      <w:r>
+        <w:t xml:space="preserve">     B. 6, from one 2 and one 3</w:t>
+      </w:r>
+    </w:p>
+    <w:p>
+      <w:pPr>
+        <w:spacing w:after="40" w:before="0"/>
+      </w:pPr>
+      <w:r>
+        <w:t xml:space="preserve">     C. 12, from the shared 2 × 2 × 3</w:t>
+      </w:r>
+    </w:p>
+    <w:p>
+      <w:pPr>
+        <w:spacing w:after="40" w:before="0"/>
+      </w:pPr>
+      <w:r>
+        <w:t xml:space="preserve">     D. 144, from multiplying all the primes</w:t>
       </w:r>
     </w:p>
     <w:p>
@@ -1004,31 +941,31 @@
         <w:spacing w:after="40" w:before="0"/>
       </w:pPr>
       <w:r>
-        <w:t xml:space="preserve">     A. In 24 weeks</w:t>
-      </w:r>
-    </w:p>
-    <w:p>
-      <w:pPr>
-        <w:spacing w:after="40" w:before="0"/>
-      </w:pPr>
-      <w:r>
-        <w:t xml:space="preserve">     B. In 48 weeks</w:t>
-      </w:r>
-    </w:p>
-    <w:p>
-      <w:pPr>
-        <w:spacing w:after="40" w:before="0"/>
-      </w:pPr>
-      <w:r>
-        <w:t xml:space="preserve">     C. In 14 weeks</w:t>
-      </w:r>
-    </w:p>
-    <w:p>
-      <w:pPr>
-        <w:spacing w:after="40" w:before="0"/>
-      </w:pPr>
-      <w:r>
-        <w:t xml:space="preserve">     D. In 2 weeks</w:t>
+        <w:t xml:space="preserve">     A. In 2 weeks</w:t>
+      </w:r>
+    </w:p>
+    <w:p>
+      <w:pPr>
+        <w:spacing w:after="40" w:before="0"/>
+      </w:pPr>
+      <w:r>
+        <w:t xml:space="preserve">     B. In 14 weeks</w:t>
+      </w:r>
+    </w:p>
+    <w:p>
+      <w:pPr>
+        <w:spacing w:after="40" w:before="0"/>
+      </w:pPr>
+      <w:r>
+        <w:t xml:space="preserve">     C. In 24 weeks</w:t>
+      </w:r>
+    </w:p>
+    <w:p>
+      <w:pPr>
+        <w:spacing w:after="40" w:before="0"/>
+      </w:pPr>
+      <w:r>
+        <w:t xml:space="preserve">     D. In 48 weeks</w:t>
       </w:r>
     </w:p>
     <w:p>
@@ -1059,23 +996,23 @@
         <w:spacing w:after="40" w:before="0"/>
       </w:pPr>
       <w:r>
-        <w:t xml:space="preserve">     A. 9:00 AM (60 minutes later)</w:t>
-      </w:r>
-    </w:p>
-    <w:p>
-      <w:pPr>
-        <w:spacing w:after="40" w:before="0"/>
-      </w:pPr>
-      <w:r>
-        <w:t xml:space="preserve">     B. 8:30 AM (30 minutes later)</w:t>
-      </w:r>
-    </w:p>
-    <w:p>
-      <w:pPr>
-        <w:spacing w:after="40" w:before="0"/>
-      </w:pPr>
-      <w:r>
-        <w:t xml:space="preserve">     C. 8:40 AM (40 minutes later)</w:t>
+        <w:t xml:space="preserve">     A. 8:30 AM (30 minutes later)</w:t>
+      </w:r>
+    </w:p>
+    <w:p>
+      <w:pPr>
+        <w:spacing w:after="40" w:before="0"/>
+      </w:pPr>
+      <w:r>
+        <w:t xml:space="preserve">     B. 8:40 AM (40 minutes later)</w:t>
+      </w:r>
+    </w:p>
+    <w:p>
+      <w:pPr>
+        <w:spacing w:after="40" w:before="0"/>
+      </w:pPr>
+      <w:r>
+        <w:t xml:space="preserve">     C. 9:00 AM (60 minutes later)</w:t>
       </w:r>
     </w:p>
     <w:p>
@@ -1339,31 +1276,104 @@
           <w:b/>
           <w:bCs/>
         </w:rPr>
-        <w:t xml:space="preserve">9. (Lesson 6.7) Is 4 a factor or a multiple of 12?</w:t>
-      </w:r>
-    </w:p>
-    <w:p>
-      <w:pPr>
-        <w:spacing w:after="40" w:before="0"/>
-      </w:pPr>
-      <w:r>
-        <w:t xml:space="preserve">     A. A factor</w:t>
-      </w:r>
-    </w:p>
-    <w:p>
-      <w:pPr>
-        <w:spacing w:after="40" w:before="0"/>
-      </w:pPr>
-      <w:r>
-        <w:t xml:space="preserve">     B. A multiple</w:t>
-      </w:r>
-    </w:p>
-    <w:p>
-      <w:pPr>
-        <w:spacing w:after="40" w:before="0"/>
-      </w:pPr>
-      <w:r>
-        <w:t xml:space="preserve">     C. Both</w:t>
+        <w:t xml:space="preserve">9. Fix our table's thinking</w:t>
+      </w:r>
+    </w:p>
+    <w:p>
+      <w:pPr>
+        <w:spacing w:after="40" w:before="0"/>
+      </w:pPr>
+      <w:r>
+        <w:t xml:space="preserve">   Step 1 (The problem): (Lesson 6.12) What is the LCM of 6 and 8?</w:t>
+      </w:r>
+    </w:p>
+    <w:p>
+      <w:pPr>
+        <w:spacing w:after="40" w:before="0"/>
+      </w:pPr>
+      <w:r>
+        <w:t xml:space="preserve">   Step 2 (A classmate at our table answered): 48</w:t>
+      </w:r>
+    </w:p>
+    <w:p>
+      <w:pPr>
+        <w:spacing w:after="60" w:before="0"/>
+      </w:pPr>
+      <w:r>
+        <w:rPr>
+          <w:i/>
+          <w:iCs/>
+        </w:rPr>
+        <w:t xml:space="preserve">Which step has the mistake? Explain and fix it:</w:t>
+      </w:r>
+    </w:p>
+    <w:p>
+      <w:pPr>
+        <w:spacing w:after="60" w:before="120"/>
+      </w:pPr>
+      <w:r>
+        <w:rPr>
+          <w:color w:val="BBBBBB"/>
+        </w:rPr>
+        <w:t xml:space="preserve">______________________________________________________________________</w:t>
+      </w:r>
+    </w:p>
+    <w:p>
+      <w:pPr>
+        <w:spacing w:after="60" w:before="120"/>
+      </w:pPr>
+      <w:r>
+        <w:rPr>
+          <w:color w:val="BBBBBB"/>
+        </w:rPr>
+        <w:t xml:space="preserve">______________________________________________________________________</w:t>
+      </w:r>
+    </w:p>
+    <w:p>
+      <w:pPr>
+        <w:spacing w:after="60" w:before="120"/>
+      </w:pPr>
+      <w:r>
+        <w:rPr>
+          <w:color w:val="BBBBBB"/>
+        </w:rPr>
+        <w:t xml:space="preserve">______________________________________________________________________</w:t>
+      </w:r>
+    </w:p>
+    <w:p>
+      <w:pPr>
+        <w:spacing w:after="80" w:before="0"/>
+      </w:pPr>
+      <w:r>
+        <w:rPr>
+          <w:b/>
+          <w:bCs/>
+        </w:rPr>
+        <w:t xml:space="preserve">10. (Lesson 6.7) Is 4 a factor or a multiple of 12?</w:t>
+      </w:r>
+    </w:p>
+    <w:p>
+      <w:pPr>
+        <w:spacing w:after="40" w:before="0"/>
+      </w:pPr>
+      <w:r>
+        <w:t xml:space="preserve">     A. A multiple</w:t>
+      </w:r>
+    </w:p>
+    <w:p>
+      <w:pPr>
+        <w:spacing w:after="40" w:before="0"/>
+      </w:pPr>
+      <w:r>
+        <w:t xml:space="preserve">     B. Both</w:t>
+      </w:r>
+    </w:p>
+    <w:p>
+      <w:pPr>
+        <w:spacing w:after="40" w:before="0"/>
+      </w:pPr>
+      <w:r>
+        <w:t xml:space="preserve">     C. A factor</w:t>
       </w:r>
     </w:p>
     <w:p>
@@ -1372,61 +1382,6 @@
       </w:pPr>
       <w:r>
         <w:t xml:space="preserve">     D. Neither</w:t>
-      </w:r>
-    </w:p>
-    <w:p>
-      <w:pPr>
-        <w:spacing w:after="60" w:before="120"/>
-      </w:pPr>
-      <w:r>
-        <w:rPr>
-          <w:color w:val="BBBBBB"/>
-        </w:rPr>
-        <w:t xml:space="preserve">______________________________________________________________________</w:t>
-      </w:r>
-    </w:p>
-    <w:p>
-      <w:pPr>
-        <w:spacing w:after="80" w:before="0"/>
-      </w:pPr>
-      <w:r>
-        <w:rPr>
-          <w:b/>
-          <w:bCs/>
-        </w:rPr>
-        <w:t xml:space="preserve">10. (Lesson 6.12) One machine runs every 4 min, another every 6 min. They just ran together. In how many minutes do they run together again?</w:t>
-      </w:r>
-    </w:p>
-    <w:p>
-      <w:pPr>
-        <w:spacing w:after="40" w:before="0"/>
-      </w:pPr>
-      <w:r>
-        <w:t xml:space="preserve">     A. 12</w:t>
-      </w:r>
-    </w:p>
-    <w:p>
-      <w:pPr>
-        <w:spacing w:after="40" w:before="0"/>
-      </w:pPr>
-      <w:r>
-        <w:t xml:space="preserve">     B. 10</w:t>
-      </w:r>
-    </w:p>
-    <w:p>
-      <w:pPr>
-        <w:spacing w:after="40" w:before="0"/>
-      </w:pPr>
-      <w:r>
-        <w:t xml:space="preserve">     C. 24</w:t>
-      </w:r>
-    </w:p>
-    <w:p>
-      <w:pPr>
-        <w:spacing w:after="40" w:before="0"/>
-      </w:pPr>
-      <w:r>
-        <w:t xml:space="preserve">     D. 6</w:t>
       </w:r>
     </w:p>
     <w:p>
@@ -1499,7 +1454,7 @@
           <w:b/>
           <w:bCs/>
         </w:rPr>
-        <w:t xml:space="preserve">2. A. 8, 16, 24, 32</w:t>
+        <w:t xml:space="preserve">2. C. 8, 16, 24, 32</w:t>
       </w:r>
     </w:p>
     <w:p>
@@ -1531,7 +1486,7 @@
           <w:b/>
           <w:bCs/>
         </w:rPr>
-        <w:t xml:space="preserve">3. A. 12, from the shared 2 × 2 × 3</w:t>
+        <w:t xml:space="preserve">3. C. 12, from the shared 2 × 2 × 3</w:t>
       </w:r>
     </w:p>
     <w:p>
@@ -1563,7 +1518,7 @@
           <w:b/>
           <w:bCs/>
         </w:rPr>
-        <w:t xml:space="preserve">4. A. In 24 weeks</w:t>
+        <w:t xml:space="preserve">4. C. In 24 weeks</w:t>
       </w:r>
     </w:p>
     <w:p>
@@ -1595,7 +1550,7 @@
           <w:b/>
           <w:bCs/>
         </w:rPr>
-        <w:t xml:space="preserve">5. A. 9:00 AM (60 minutes later)</w:t>
+        <w:t xml:space="preserve">5. C. 9:00 AM (60 minutes later)</w:t>
       </w:r>
     </w:p>
     <w:p>
@@ -1731,7 +1686,7 @@
           <w:b/>
           <w:bCs/>
         </w:rPr>
-        <w:t xml:space="preserve">9. A. A factor</w:t>
+        <w:t xml:space="preserve">9. Fix our table's thinking</w:t>
       </w:r>
     </w:p>
     <w:p>
@@ -1739,39 +1694,35 @@
         <w:spacing w:after="20" w:before="0"/>
       </w:pPr>
       <w:r>
+        <w:t xml:space="preserve">     The mistake is in Step 2.</w:t>
+      </w:r>
+    </w:p>
+    <w:p>
+      <w:pPr>
+        <w:spacing w:after="20" w:before="0"/>
+      </w:pPr>
+      <w:r>
+        <w:t xml:space="preserve">     Correct work: The correct answer is 24. Multiples of 6: 6, 12, 18, 24, ... Multiples of 8: 8, 16, 24, ... The smallest common multiple is 24.</w:t>
+      </w:r>
+    </w:p>
+    <w:p>
+      <w:pPr>
+        <w:spacing w:after="40" w:before="0"/>
+      </w:pPr>
+      <w:r>
+        <w:rPr>
+          <w:b/>
+          <w:bCs/>
+        </w:rPr>
+        <w:t xml:space="preserve">10. C. A factor</w:t>
+      </w:r>
+    </w:p>
+    <w:p>
+      <w:pPr>
+        <w:spacing w:after="20" w:before="0"/>
+      </w:pPr>
+      <w:r>
         <w:t xml:space="preserve">     4 divides 12 evenly (12 ÷ 4 = 3), so 4 is a factor of 12. Multiples of 12 start at 12 and grow.</w:t>
-      </w:r>
-    </w:p>
-    <w:p>
-      <w:pPr>
-        <w:spacing w:after="80" w:before="0"/>
-      </w:pPr>
-      <w:r>
-        <w:rPr>
-          <w:i/>
-          <w:iCs/>
-        </w:rPr>
-        <w:t xml:space="preserve">     Watch for: A common mistake in Prime Factorization is stopping the factor tree too soon — leaving a composite number like 4, 6, 8, or 9 in the final answer instead of continuing to split it. For example, writing 20 = 4 × 5 as the prime factorization (4 is composite) instead of finishing with 20 = 2 × 2 × 5. Before you submit, check every number in your final answer: if any factor can still be broken into smaller factors, the tree isn't finished yet.</w:t>
-      </w:r>
-    </w:p>
-    <w:p>
-      <w:pPr>
-        <w:spacing w:after="40" w:before="0"/>
-      </w:pPr>
-      <w:r>
-        <w:rPr>
-          <w:b/>
-          <w:bCs/>
-        </w:rPr>
-        <w:t xml:space="preserve">10. A. 12</w:t>
-      </w:r>
-    </w:p>
-    <w:p>
-      <w:pPr>
-        <w:spacing w:after="20" w:before="0"/>
-      </w:pPr>
-      <w:r>
-        <w:t xml:space="preserve">     Skip count: multiples of 4 are 4, 8, 12; multiples of 6 are 6, 12. The first shared multiple is LCM(4, 6) = 12 minutes.</w:t>
       </w:r>
     </w:p>
     <w:p>
@@ -1972,7 +1923,14 @@
 <file path=word/styles.xml><?xml version="1.0" encoding="utf-8"?>
 <w:styles xmlns:mc="http://schemas.openxmlformats.org/markup-compatibility/2006" xmlns:r="http://schemas.openxmlformats.org/officeDocument/2006/relationships" xmlns:w="http://schemas.openxmlformats.org/wordprocessingml/2006/main" xmlns:w14="http://schemas.microsoft.com/office/word/2010/wordml" xmlns:w15="http://schemas.microsoft.com/office/word/2012/wordml" mc:Ignorable="w14 w15">
   <w:docDefaults>
-    <w:rPrDefault/>
+    <w:rPrDefault>
+      <w:rPr>
+        <w:rFonts w:ascii="Arial" w:cs="Arial" w:eastAsia="Arial" w:hAnsi="Arial"/>
+        <w:sz w:val="22"/>
+        <w:szCs w:val="22"/>
+        <w:lang w:val="en-US"/>
+      </w:rPr>
+    </w:rPrDefault>
     <w:pPrDefault/>
   </w:docDefaults>
   <w:style w:type="paragraph" w:styleId="Title">
@@ -1990,10 +1948,16 @@
     <w:basedOn w:val="Normal"/>
     <w:next w:val="Normal"/>
     <w:qFormat/>
+    <w:pPr>
+      <w:keepNext/>
+    </w:pPr>
     <w:rPr>
-      <w:color w:val="2E74B5"/>
-      <w:sz w:val="32"/>
-      <w:szCs w:val="32"/>
+      <w:rFonts w:ascii="Arial" w:cs="Arial" w:eastAsia="Arial" w:hAnsi="Arial"/>
+      <w:b/>
+      <w:bCs/>
+      <w:color w:val="183E56"/>
+      <w:sz w:val="34"/>
+      <w:szCs w:val="34"/>
     </w:rPr>
   </w:style>
   <w:style w:type="paragraph" w:styleId="Heading2">
@@ -2001,8 +1965,14 @@
     <w:basedOn w:val="Normal"/>
     <w:next w:val="Normal"/>
     <w:qFormat/>
+    <w:pPr>
+      <w:keepNext/>
+    </w:pPr>
     <w:rPr>
-      <w:color w:val="2E74B5"/>
+      <w:rFonts w:ascii="Arial" w:cs="Arial" w:eastAsia="Arial" w:hAnsi="Arial"/>
+      <w:b/>
+      <w:bCs/>
+      <w:color w:val="176B70"/>
       <w:sz w:val="26"/>
       <w:szCs w:val="26"/>
     </w:rPr>

--- a/lessons/6-12-catchup/homework.docx
+++ b/lessons/6-12-catchup/homework.docx
@@ -1393,348 +1393,6 @@
           <w:color w:val="BBBBBB"/>
         </w:rPr>
         <w:t xml:space="preserve">______________________________________________________________________</w:t>
-      </w:r>
-    </w:p>
-    <w:p>
-      <w:r>
-        <w:br w:type="page"/>
-      </w:r>
-    </w:p>
-    <w:p>
-      <w:pPr>
-        <w:pStyle w:val="Heading1"/>
-        <w:spacing w:after="120"/>
-      </w:pPr>
-      <w:r>
-        <w:rPr>
-          <w:b/>
-          <w:bCs/>
-        </w:rPr>
-        <w:t xml:space="preserve">Answer Key (Teacher)</w:t>
-      </w:r>
-    </w:p>
-    <w:p>
-      <w:pPr>
-        <w:spacing w:after="40" w:before="0"/>
-      </w:pPr>
-      <w:r>
-        <w:rPr>
-          <w:b/>
-          <w:bCs/>
-        </w:rPr>
-        <w:t xml:space="preserve">1. A. 1, 2, 3, 4, 6, 12</w:t>
-      </w:r>
-    </w:p>
-    <w:p>
-      <w:pPr>
-        <w:spacing w:after="20" w:before="0"/>
-      </w:pPr>
-      <w:r>
-        <w:t xml:space="preserve">     A factor divides 12 evenly. Every one of 1, 2, 3, 4, 6, and 12 does, and nothing else does.</w:t>
-      </w:r>
-    </w:p>
-    <w:p>
-      <w:pPr>
-        <w:spacing w:after="80" w:before="0"/>
-      </w:pPr>
-      <w:r>
-        <w:rPr>
-          <w:i/>
-          <w:iCs/>
-        </w:rPr>
-        <w:t xml:space="preserve">     Watch for: A common mistake in Prime Factorization is stopping the factor tree too soon — leaving a composite number like 4, 6, 8, or 9 in the final answer instead of continuing to split it. For example, writing 20 = 4 × 5 as the prime factorization (4 is composite) instead of finishing with 20 = 2 × 2 × 5. Before you submit, check every number in your final answer: if any factor can still be broken into smaller factors, the tree isn't finished yet.</w:t>
-      </w:r>
-    </w:p>
-    <w:p>
-      <w:pPr>
-        <w:spacing w:after="40" w:before="0"/>
-      </w:pPr>
-      <w:r>
-        <w:rPr>
-          <w:b/>
-          <w:bCs/>
-        </w:rPr>
-        <w:t xml:space="preserve">2. C. 8, 16, 24, 32</w:t>
-      </w:r>
-    </w:p>
-    <w:p>
-      <w:pPr>
-        <w:spacing w:after="20" w:before="0"/>
-      </w:pPr>
-      <w:r>
-        <w:t xml:space="preserve">     Multiples come from multiplying by 1, 2, 3, 4: 8, 16, 24, and 32 — the numbers you say skip-counting by 8.</w:t>
-      </w:r>
-    </w:p>
-    <w:p>
-      <w:pPr>
-        <w:spacing w:after="80" w:before="0"/>
-      </w:pPr>
-      <w:r>
-        <w:rPr>
-          <w:i/>
-          <w:iCs/>
-        </w:rPr>
-        <w:t xml:space="preserve">     Watch for: A common mistake in Prime Factorization is stopping the factor tree too soon — leaving a composite number like 4, 6, 8, or 9 in the final answer instead of continuing to split it. For example, writing 20 = 4 × 5 as the prime factorization (4 is composite) instead of finishing with 20 = 2 × 2 × 5. Before you submit, check every number in your final answer: if any factor can still be broken into smaller factors, the tree isn't finished yet.</w:t>
-      </w:r>
-    </w:p>
-    <w:p>
-      <w:pPr>
-        <w:spacing w:after="40" w:before="0"/>
-      </w:pPr>
-      <w:r>
-        <w:rPr>
-          <w:b/>
-          <w:bCs/>
-        </w:rPr>
-        <w:t xml:space="preserve">3. C. 12, from the shared 2 × 2 × 3</w:t>
-      </w:r>
-    </w:p>
-    <w:p>
-      <w:pPr>
-        <w:spacing w:after="20" w:before="0"/>
-      </w:pPr>
-      <w:r>
-        <w:t xml:space="preserve">     Take only the primes both numbers have: two 2s and one 3. Multiplying them gives 2 × 2 × 3 = 12, matching the answer from the factor lists.</w:t>
-      </w:r>
-    </w:p>
-    <w:p>
-      <w:pPr>
-        <w:spacing w:after="80" w:before="0"/>
-      </w:pPr>
-      <w:r>
-        <w:rPr>
-          <w:i/>
-          <w:iCs/>
-        </w:rPr>
-        <w:t xml:space="preserve">     Watch for: A common mistake in Prime Factorization is stopping the factor tree too soon — leaving a composite number like 4, 6, 8, or 9 in the final answer instead of continuing to split it. For example, writing 20 = 4 × 5 as the prime factorization (4 is composite) instead of finishing with 20 = 2 × 2 × 5. Before you submit, check every number in your final answer: if any factor can still be broken into smaller factors, the tree isn't finished yet.</w:t>
-      </w:r>
-    </w:p>
-    <w:p>
-      <w:pPr>
-        <w:spacing w:after="40" w:before="0"/>
-      </w:pPr>
-      <w:r>
-        <w:rPr>
-          <w:b/>
-          <w:bCs/>
-        </w:rPr>
-        <w:t xml:space="preserve">4. C. In 24 weeks</w:t>
-      </w:r>
-    </w:p>
-    <w:p>
-      <w:pPr>
-        <w:spacing w:after="20" w:before="0"/>
-      </w:pPr>
-      <w:r>
-        <w:t xml:space="preserve">     Multiples of 8: 8, 16, 24 …; multiples of 6: 6, 12, 18, 24 …. The first week they share is week 24.</w:t>
-      </w:r>
-    </w:p>
-    <w:p>
-      <w:pPr>
-        <w:spacing w:after="80" w:before="0"/>
-      </w:pPr>
-      <w:r>
-        <w:rPr>
-          <w:i/>
-          <w:iCs/>
-        </w:rPr>
-        <w:t xml:space="preserve">     Watch for: A common mistake in Prime Factorization is stopping the factor tree too soon — leaving a composite number like 4, 6, 8, or 9 in the final answer instead of continuing to split it. For example, writing 20 = 4 × 5 as the prime factorization (4 is composite) instead of finishing with 20 = 2 × 2 × 5. Before you submit, check every number in your final answer: if any factor can still be broken into smaller factors, the tree isn't finished yet.</w:t>
-      </w:r>
-    </w:p>
-    <w:p>
-      <w:pPr>
-        <w:spacing w:after="40" w:before="0"/>
-      </w:pPr>
-      <w:r>
-        <w:rPr>
-          <w:b/>
-          <w:bCs/>
-        </w:rPr>
-        <w:t xml:space="preserve">5. C. 9:00 AM (60 minutes later)</w:t>
-      </w:r>
-    </w:p>
-    <w:p>
-      <w:pPr>
-        <w:spacing w:after="20" w:before="0"/>
-      </w:pPr>
-      <w:r>
-        <w:t xml:space="preserve">     LCM(15, 20) = 60 minutes. Both buses return together 60 minutes after 8:00 AM, at 9:00 AM.</w:t>
-      </w:r>
-    </w:p>
-    <w:p>
-      <w:pPr>
-        <w:spacing w:after="80" w:before="0"/>
-      </w:pPr>
-      <w:r>
-        <w:rPr>
-          <w:i/>
-          <w:iCs/>
-        </w:rPr>
-        <w:t xml:space="preserve">     Watch for: A common mistake in Prime Factorization is stopping the factor tree too soon — leaving a composite number like 4, 6, 8, or 9 in the final answer instead of continuing to split it. For example, writing 20 = 4 × 5 as the prime factorization (4 is composite) instead of finishing with 20 = 2 × 2 × 5. Before you submit, check every number in your final answer: if any factor can still be broken into smaller factors, the tree isn't finished yet.</w:t>
-      </w:r>
-    </w:p>
-    <w:p>
-      <w:pPr>
-        <w:spacing w:after="40" w:before="0"/>
-      </w:pPr>
-      <w:r>
-        <w:rPr>
-          <w:b/>
-          <w:bCs/>
-        </w:rPr>
-        <w:t xml:space="preserve">6. (Lesson 6.12) Spot Maya's Mistake — LCM of 6 and 9</w:t>
-      </w:r>
-    </w:p>
-    <w:p>
-      <w:pPr>
-        <w:spacing w:after="20" w:before="0"/>
-      </w:pPr>
-      <w:r>
-        <w:t xml:space="preserve">     The mistake is in Step 4.</w:t>
-      </w:r>
-    </w:p>
-    <w:p>
-      <w:pPr>
-        <w:spacing w:after="20" w:before="0"/>
-      </w:pPr>
-      <w:r>
-        <w:t xml:space="preserve">     Correct work: The LCM is not just the larger number. Check: 9 is in the multiples of 9, but it is NOT in the multiples of 6 (6, 12, 18...). The first number in BOTH lists is 18, so the LCM of 6 and 9 is 18.</w:t>
-      </w:r>
-    </w:p>
-    <w:p>
-      <w:pPr>
-        <w:spacing w:after="80" w:before="0"/>
-      </w:pPr>
-      <w:r>
-        <w:t xml:space="preserve">     Watch for: In the last step Maya chose 9 just because it is the larger number, but 9 never appears in the multiples of 6 (6, 12, 18, 24). The LCM has to be in both lists, and the first number in both is 18, so the LCM of 6 and 9 is 18.</w:t>
-      </w:r>
-    </w:p>
-    <w:p>
-      <w:pPr>
-        <w:spacing w:after="40" w:before="0"/>
-      </w:pPr>
-      <w:r>
-        <w:rPr>
-          <w:b/>
-          <w:bCs/>
-        </w:rPr>
-        <w:t xml:space="preserve">7. A. Both get the same prime factorization: 2 × 2 × 3 × 5</w:t>
-      </w:r>
-    </w:p>
-    <w:p>
-      <w:pPr>
-        <w:spacing w:after="20" w:before="0"/>
-      </w:pPr>
-      <w:r>
-        <w:t xml:space="preserve">     The Fundamental Theorem of Arithmetic says every composite number has exactly one prime factorization. No matter how you start the factor tree, you always end with 2 × 2 × 3 × 5.</w:t>
-      </w:r>
-    </w:p>
-    <w:p>
-      <w:pPr>
-        <w:spacing w:after="80" w:before="0"/>
-      </w:pPr>
-      <w:r>
-        <w:rPr>
-          <w:i/>
-          <w:iCs/>
-        </w:rPr>
-        <w:t xml:space="preserve">     Watch for: A common mistake in Prime Factorization is stopping the factor tree too soon — leaving a composite number like 4, 6, 8, or 9 in the final answer instead of continuing to split it. For example, writing 20 = 4 × 5 as the prime factorization (4 is composite) instead of finishing with 20 = 2 × 2 × 5. Before you submit, check every number in your final answer: if any factor can still be broken into smaller factors, the tree isn't finished yet.</w:t>
-      </w:r>
-    </w:p>
-    <w:p>
-      <w:pPr>
-        <w:spacing w:after="40" w:before="0"/>
-      </w:pPr>
-      <w:r>
-        <w:rPr>
-          <w:b/>
-          <w:bCs/>
-        </w:rPr>
-        <w:t xml:space="preserve">8. (Lesson 6.13) Spot the Common Mistake</w:t>
-      </w:r>
-    </w:p>
-    <w:p>
-      <w:pPr>
-        <w:spacing w:after="20" w:before="0"/>
-      </w:pPr>
-      <w:r>
-        <w:t xml:space="preserve">     The mistake is in Step 4.</w:t>
-      </w:r>
-    </w:p>
-    <w:p>
-      <w:pPr>
-        <w:spacing w:after="20" w:before="0"/>
-      </w:pPr>
-      <w:r>
-        <w:t xml:space="preserve">     Correct work: 45 = 5 × 3 × 3 has one 5 and two 3's — not two 5's. The exponent on a prime factor shows how many times that factor appears, so the correct form is 45 = 3² × 5 (the 5 has no exponent shown because it appears only once).</w:t>
-      </w:r>
-    </w:p>
-    <w:p>
-      <w:pPr>
-        <w:spacing w:after="80" w:before="0"/>
-      </w:pPr>
-      <w:r>
-        <w:t xml:space="preserve">     Watch for: An exponent records how many times a prime appears, and the last step gave the 5 an exponent of 2 even though 45 = 3 × 3 × 5 contains only one 5. Two 3s and one 5 means the correct form is 45 = 3² × 5.</w:t>
-      </w:r>
-    </w:p>
-    <w:p>
-      <w:pPr>
-        <w:spacing w:after="40" w:before="0"/>
-      </w:pPr>
-      <w:r>
-        <w:rPr>
-          <w:b/>
-          <w:bCs/>
-        </w:rPr>
-        <w:t xml:space="preserve">9. Fix our table's thinking</w:t>
-      </w:r>
-    </w:p>
-    <w:p>
-      <w:pPr>
-        <w:spacing w:after="20" w:before="0"/>
-      </w:pPr>
-      <w:r>
-        <w:t xml:space="preserve">     The mistake is in Step 2.</w:t>
-      </w:r>
-    </w:p>
-    <w:p>
-      <w:pPr>
-        <w:spacing w:after="20" w:before="0"/>
-      </w:pPr>
-      <w:r>
-        <w:t xml:space="preserve">     Correct work: The correct answer is 24. Multiples of 6: 6, 12, 18, 24, ... Multiples of 8: 8, 16, 24, ... The smallest common multiple is 24.</w:t>
-      </w:r>
-    </w:p>
-    <w:p>
-      <w:pPr>
-        <w:spacing w:after="40" w:before="0"/>
-      </w:pPr>
-      <w:r>
-        <w:rPr>
-          <w:b/>
-          <w:bCs/>
-        </w:rPr>
-        <w:t xml:space="preserve">10. C. A factor</w:t>
-      </w:r>
-    </w:p>
-    <w:p>
-      <w:pPr>
-        <w:spacing w:after="20" w:before="0"/>
-      </w:pPr>
-      <w:r>
-        <w:t xml:space="preserve">     4 divides 12 evenly (12 ÷ 4 = 3), so 4 is a factor of 12. Multiples of 12 start at 12 and grow.</w:t>
-      </w:r>
-    </w:p>
-    <w:p>
-      <w:pPr>
-        <w:spacing w:after="80" w:before="0"/>
-      </w:pPr>
-      <w:r>
-        <w:rPr>
-          <w:i/>
-          <w:iCs/>
-        </w:rPr>
-        <w:t xml:space="preserve">     Watch for: A common mistake in Prime Factorization is stopping the factor tree too soon — leaving a composite number like 4, 6, 8, or 9 in the final answer instead of continuing to split it. For example, writing 20 = 4 × 5 as the prime factorization (4 is composite) instead of finishing with 20 = 2 × 2 × 5. Before you submit, check every number in your final answer: if any factor can still be broken into smaller factors, the tree isn't finished yet.</w:t>
       </w:r>
     </w:p>
     <w:sectPr>
